--- a/Mapped Curriculum Lesson - Supplemental Material/Grade 6/Lesson 06 - Logical Choices/Logical Choices - Concept Sheet.docx
+++ b/Mapped Curriculum Lesson - Supplemental Material/Grade 6/Lesson 06 - Logical Choices/Logical Choices - Concept Sheet.docx
@@ -174,358 +174,597 @@
         <w:rPr>
           <w:sz w:val="28"/>
           <w:szCs w:val="28"/>
+          <w:color w:val="C45E00"/>
+        </w:rPr>
+        <w:t>and</w:t>
+      </w:r>
+      <w:r>
+        <w:rPr>
+          <w:sz w:val="28"/>
+          <w:szCs w:val="28"/>
+          <w:color w:val="080808"/>
+        </w:rPr>
+        <w:t xml:space="preserve"> has_ticket </w:t>
+      </w:r>
+      <w:r>
+        <w:rPr>
+          <w:sz w:val="28"/>
+          <w:szCs w:val="28"/>
+          <w:color w:val="080808"/>
+          <w:rFonts w:ascii="Consolas" w:hAnsi="Consolas"/>
+        </w:rPr>
+        <w:t>==</w:t>
+      </w:r>
+      <w:r>
+        <w:rPr>
+          <w:sz w:val="28"/>
+          <w:szCs w:val="28"/>
+          <w:color w:val="080808"/>
+        </w:rPr>
+        <w:t xml:space="preserve"> </w:t>
+      </w:r>
+      <w:r>
+        <w:rPr>
+          <w:sz w:val="28"/>
+          <w:szCs w:val="28"/>
+          <w:color w:val="067D17"/>
+        </w:rPr>
+        <w:t>"yes"</w:t>
+      </w:r>
+    </w:p>
+    <w:p>
+      <w:pPr>
+        <w:ind w:left="720" w:firstLine="720"/>
+        <w:rPr>
+          <w:rFonts w:ascii="JetBrains Mono" w:hAnsi="JetBrains Mono" w:cs="JetBrains Mono"/>
+          <w:sz w:val="28"/>
+          <w:szCs w:val="28"/>
+        </w:rPr>
+      </w:pPr>
+    </w:p>
+    <w:p>
+      <w:pPr>
+        <w:rPr>
+          <w:rStyle w:val="Heading2Char"/>
+        </w:rPr>
+      </w:pPr>
+      <w:r>
+        <w:rPr>
+          <w:rStyle w:val="Heading2Char"/>
+        </w:rPr>
+        <w:t>or</w:t>
+      </w:r>
+    </w:p>
+    <w:p>
+      <w:pPr>
+        <w:ind w:firstLine="720"/>
+      </w:pPr>
+      <w:r>
+        <w:t xml:space="preserve">Definition: </w:t>
+      </w:r>
+    </w:p>
+    <w:p>
+      <w:pPr>
+        <w:ind w:left="1440"/>
+      </w:pPr>
+      <w:r>
+        <w:rPr>
+          <w:color w:val="080808"/>
+        </w:rPr>
+        <w:t>or makes one rule from two conditions. The whole rule is True when at least one condition is True.</w:t>
+      </w:r>
+    </w:p>
+    <w:p>
+      <w:pPr>
+        <w:ind w:firstLine="720"/>
+      </w:pPr>
+      <w:r>
+        <w:t>Example:</w:t>
+      </w:r>
+    </w:p>
+    <w:p>
+      <w:pPr>
+        <w:ind w:left="720" w:firstLine="720"/>
+        <w:rPr>
+          <w:rFonts w:ascii="JetBrains Mono" w:hAnsi="JetBrains Mono" w:cs="JetBrains Mono"/>
+          <w:sz w:val="28"/>
+          <w:szCs w:val="28"/>
+        </w:rPr>
+      </w:pPr>
+      <w:r>
+        <w:rPr>
+          <w:sz w:val="28"/>
+          <w:szCs w:val="28"/>
+          <w:color w:val="080808"/>
+        </w:rPr>
+        <w:t xml:space="preserve">has_ticket </w:t>
+      </w:r>
+      <w:r>
+        <w:rPr>
+          <w:sz w:val="28"/>
+          <w:szCs w:val="28"/>
+          <w:color w:val="080808"/>
+          <w:rFonts w:ascii="Consolas" w:hAnsi="Consolas"/>
+        </w:rPr>
+        <w:t>==</w:t>
+      </w:r>
+      <w:r>
+        <w:rPr>
+          <w:sz w:val="28"/>
+          <w:szCs w:val="28"/>
+          <w:color w:val="080808"/>
+        </w:rPr>
+        <w:t xml:space="preserve"> </w:t>
+      </w:r>
+      <w:r>
+        <w:rPr>
+          <w:sz w:val="28"/>
+          <w:szCs w:val="28"/>
+          <w:color w:val="067D17"/>
+        </w:rPr>
+        <w:t>"yes"</w:t>
+      </w:r>
+      <w:r>
+        <w:rPr>
+          <w:sz w:val="28"/>
+          <w:szCs w:val="28"/>
+          <w:color w:val="080808"/>
+        </w:rPr>
+        <w:t xml:space="preserve"> </w:t>
+      </w:r>
+      <w:r>
+        <w:rPr>
+          <w:sz w:val="28"/>
+          <w:szCs w:val="28"/>
+          <w:color w:val="C45E00"/>
+        </w:rPr>
+        <w:t>or</w:t>
+      </w:r>
+      <w:r>
+        <w:rPr>
+          <w:sz w:val="28"/>
+          <w:szCs w:val="28"/>
+          <w:color w:val="080808"/>
+        </w:rPr>
+        <w:t xml:space="preserve"> has_adult </w:t>
+      </w:r>
+      <w:r>
+        <w:rPr>
+          <w:sz w:val="28"/>
+          <w:szCs w:val="28"/>
+          <w:color w:val="080808"/>
+          <w:rFonts w:ascii="Consolas" w:hAnsi="Consolas"/>
+        </w:rPr>
+        <w:t>==</w:t>
+      </w:r>
+      <w:r>
+        <w:rPr>
+          <w:sz w:val="28"/>
+          <w:szCs w:val="28"/>
+          <w:color w:val="080808"/>
+        </w:rPr>
+        <w:t xml:space="preserve"> </w:t>
+      </w:r>
+      <w:r>
+        <w:rPr>
+          <w:sz w:val="28"/>
+          <w:szCs w:val="28"/>
+          <w:color w:val="067D17"/>
+        </w:rPr>
+        <w:t>"yes"</w:t>
+      </w:r>
+    </w:p>
+    <w:p>
+      <w:pPr>
+        <w:rPr>
+          <w:rFonts w:ascii="JetBrains Mono" w:hAnsi="JetBrains Mono" w:cs="JetBrains Mono"/>
+          <w:sz w:val="28"/>
+          <w:szCs w:val="28"/>
+        </w:rPr>
+      </w:pPr>
+      <w:r>
+        <w:rPr>
+          <w:rFonts w:ascii="JetBrains Mono" w:hAnsi="JetBrains Mono" w:cs="JetBrains Mono"/>
+          <w:sz w:val="28"/>
+          <w:szCs w:val="28"/>
+        </w:rPr>
+        <w:br w:type="page"/>
+      </w:r>
+    </w:p>
+    <w:p>
+      <w:pPr>
+        <w:rPr>
+          <w:rStyle w:val="Heading2Char"/>
+        </w:rPr>
+      </w:pPr>
+      <w:r>
+        <w:rPr>
+          <w:rStyle w:val="Heading2Char"/>
+        </w:rPr>
+        <w:t>Complete comparisons</w:t>
+      </w:r>
+    </w:p>
+    <w:p>
+      <w:pPr>
+        <w:ind w:firstLine="720"/>
+      </w:pPr>
+      <w:r>
+        <w:t xml:space="preserve">Definition: </w:t>
+      </w:r>
+    </w:p>
+    <w:p>
+      <w:pPr>
+        <w:ind w:left="720" w:firstLine="720"/>
+      </w:pPr>
+      <w:r>
+        <w:t>Write a complete comparison on each side of and or or. Do not leave a value by itself.</w:t>
+      </w:r>
+    </w:p>
+    <w:p>
+      <w:pPr>
+        <w:ind w:firstLine="720"/>
+      </w:pPr>
+      <w:r>
+        <w:t>Example:</w:t>
+      </w:r>
+    </w:p>
+    <w:p>
+      <w:pPr>
+        <w:ind w:left="720" w:firstLine="720"/>
+      </w:pPr>
+      <w:r>
+        <w:rPr>
+          <w:color w:val="080808"/>
+          <w:sz w:val="28"/>
+          <w:szCs w:val="28"/>
+        </w:rPr>
+        <w:t xml:space="preserve">age </w:t>
+      </w:r>
+      <w:r>
+        <w:rPr>
+          <w:color w:val="080808"/>
+          <w:sz w:val="28"/>
+          <w:szCs w:val="28"/>
+          <w:rFonts w:ascii="Consolas" w:hAnsi="Consolas"/>
+        </w:rPr>
+        <w:t>&gt;=</w:t>
+      </w:r>
+      <w:r>
+        <w:rPr>
+          <w:color w:val="080808"/>
+          <w:sz w:val="28"/>
+          <w:szCs w:val="28"/>
+        </w:rPr>
+        <w:t xml:space="preserve"> 12 </w:t>
+      </w:r>
+      <w:r>
+        <w:rPr>
+          <w:color w:val="C45E00"/>
+          <w:sz w:val="28"/>
+          <w:szCs w:val="28"/>
+        </w:rPr>
+        <w:t>and</w:t>
+      </w:r>
+      <w:r>
+        <w:rPr>
+          <w:color w:val="080808"/>
+          <w:sz w:val="28"/>
+          <w:szCs w:val="28"/>
+        </w:rPr>
+        <w:t xml:space="preserve"> (has_ticket </w:t>
+      </w:r>
+      <w:r>
+        <w:rPr>
+          <w:color w:val="080808"/>
+          <w:sz w:val="28"/>
+          <w:szCs w:val="28"/>
+          <w:rFonts w:ascii="Consolas" w:hAnsi="Consolas"/>
+        </w:rPr>
+        <w:t>==</w:t>
+      </w:r>
+      <w:r>
+        <w:rPr>
+          <w:color w:val="080808"/>
+          <w:sz w:val="28"/>
+          <w:szCs w:val="28"/>
+        </w:rPr>
+        <w:t xml:space="preserve"> </w:t>
+      </w:r>
+      <w:r>
+        <w:rPr>
+          <w:color w:val="067D17"/>
+          <w:sz w:val="28"/>
+          <w:szCs w:val="28"/>
+        </w:rPr>
+        <w:t>"yes"</w:t>
+      </w:r>
+      <w:r>
+        <w:rPr>
+          <w:color w:val="080808"/>
+          <w:sz w:val="28"/>
+          <w:szCs w:val="28"/>
+        </w:rPr>
+        <w:t xml:space="preserve"> </w:t>
+      </w:r>
+      <w:r>
+        <w:rPr>
+          <w:color w:val="C45E00"/>
+          <w:sz w:val="28"/>
+          <w:szCs w:val="28"/>
+        </w:rPr>
+        <w:t>or</w:t>
+      </w:r>
+      <w:r>
+        <w:rPr>
+          <w:color w:val="080808"/>
+          <w:sz w:val="28"/>
+          <w:szCs w:val="28"/>
+        </w:rPr>
+        <w:t xml:space="preserve"> has_adult </w:t>
+      </w:r>
+      <w:r>
+        <w:rPr>
+          <w:color w:val="080808"/>
+          <w:sz w:val="28"/>
+          <w:szCs w:val="28"/>
+          <w:rFonts w:ascii="Consolas" w:hAnsi="Consolas"/>
+        </w:rPr>
+        <w:t>==</w:t>
+      </w:r>
+      <w:r>
+        <w:rPr>
+          <w:color w:val="080808"/>
+          <w:sz w:val="28"/>
+          <w:szCs w:val="28"/>
+        </w:rPr>
+        <w:t xml:space="preserve"> </w:t>
+      </w:r>
+      <w:r>
+        <w:rPr>
+          <w:color w:val="067D17"/>
+          <w:sz w:val="28"/>
+          <w:szCs w:val="28"/>
+        </w:rPr>
+        <w:t>"yes"</w:t>
+      </w:r>
+      <w:r>
+        <w:rPr>
+          <w:color w:val="080808"/>
+          <w:sz w:val="28"/>
+          <w:szCs w:val="28"/>
+        </w:rPr>
+        <w:t>)</w:t>
+      </w:r>
+    </w:p>
+    <w:p>
+      <w:pPr>
+        <w:rPr>
+          <w:rFonts w:ascii="JetBrains Mono" w:hAnsi="JetBrains Mono" w:cs="JetBrains Mono"/>
+          <w:sz w:val="28"/>
+          <w:szCs w:val="28"/>
+        </w:rPr>
+      </w:pPr>
+    </w:p>
+    <w:p>
+      <w:pPr>
+        <w:rPr>
+          <w:rStyle w:val="Heading2Char"/>
+        </w:rPr>
+      </w:pPr>
+      <w:r>
+        <w:rPr>
+          <w:rStyle w:val="Heading2Char"/>
+        </w:rPr>
+        <w:t>Rule checker</w:t>
+      </w:r>
+    </w:p>
+    <w:p>
+      <w:pPr>
+        <w:ind w:firstLine="720"/>
+      </w:pPr>
+      <w:r>
+        <w:t xml:space="preserve">Definition: </w:t>
+      </w:r>
+    </w:p>
+    <w:p>
+      <w:pPr>
+        <w:ind w:left="1440"/>
+      </w:pPr>
+      <w:r>
+        <w:rPr>
+          <w:color w:val="080808"/>
+        </w:rPr>
+        <w:t>A rule checker tests requirements and displays a clear result. The program can make one decision from several facts.</w:t>
+      </w:r>
+    </w:p>
+    <w:p>
+      <w:pPr>
+        <w:ind w:firstLine="720"/>
+      </w:pPr>
+      <w:r>
+        <w:t>Example:</w:t>
+      </w:r>
+    </w:p>
+    <w:p>
+      <w:pPr>
+        <w:ind w:left="720" w:firstLine="720"/>
+        <w:rPr>
+          <w:rFonts w:ascii="JetBrains Mono" w:hAnsi="JetBrains Mono" w:cs="JetBrains Mono"/>
+          <w:color w:val="080808"/>
+          <w:sz w:val="28"/>
+          <w:szCs w:val="28"/>
+        </w:rPr>
+      </w:pPr>
+      <w:r>
+        <w:rPr>
+          <w:color w:val="C45E00"/>
+          <w:sz w:val="28"/>
+          <w:szCs w:val="28"/>
+        </w:rPr>
+        <w:t>if</w:t>
+      </w:r>
+      <w:r>
+        <w:rPr>
+          <w:color w:val="080808"/>
+          <w:sz w:val="28"/>
+          <w:szCs w:val="28"/>
+        </w:rPr>
+        <w:t xml:space="preserve"> age </w:t>
+      </w:r>
+      <w:r>
+        <w:rPr>
+          <w:color w:val="080808"/>
+          <w:sz w:val="28"/>
+          <w:szCs w:val="28"/>
+          <w:rFonts w:ascii="Consolas" w:hAnsi="Consolas"/>
+        </w:rPr>
+        <w:t>&gt;=</w:t>
+      </w:r>
+      <w:r>
+        <w:rPr>
+          <w:color w:val="080808"/>
+          <w:sz w:val="28"/>
+          <w:szCs w:val="28"/>
+        </w:rPr>
+        <w:t xml:space="preserve"> 12 </w:t>
+      </w:r>
+      <w:r>
+        <w:rPr>
+          <w:color w:val="C45E00"/>
+          <w:sz w:val="28"/>
+          <w:szCs w:val="28"/>
+        </w:rPr>
+        <w:t>and</w:t>
+      </w:r>
+      <w:r>
+        <w:rPr>
+          <w:color w:val="080808"/>
+          <w:sz w:val="28"/>
+          <w:szCs w:val="28"/>
+        </w:rPr>
+        <w:t xml:space="preserve"> (has_ticket </w:t>
+      </w:r>
+      <w:r>
+        <w:rPr>
+          <w:color w:val="080808"/>
+          <w:sz w:val="28"/>
+          <w:szCs w:val="28"/>
+          <w:rFonts w:ascii="Consolas" w:hAnsi="Consolas"/>
+        </w:rPr>
+        <w:t>==</w:t>
+      </w:r>
+      <w:r>
+        <w:rPr>
+          <w:color w:val="080808"/>
+          <w:sz w:val="28"/>
+          <w:szCs w:val="28"/>
+        </w:rPr>
+        <w:t xml:space="preserve"> </w:t>
+      </w:r>
+      <w:r>
+        <w:rPr>
+          <w:color w:val="067D17"/>
+          <w:sz w:val="28"/>
+          <w:szCs w:val="28"/>
+        </w:rPr>
+        <w:t>"yes"</w:t>
+      </w:r>
+      <w:r>
+        <w:rPr>
+          <w:color w:val="080808"/>
+          <w:sz w:val="28"/>
+          <w:szCs w:val="28"/>
+        </w:rPr>
+        <w:t xml:space="preserve"> </w:t>
+      </w:r>
+      <w:r>
+        <w:rPr>
+          <w:color w:val="C45E00"/>
+          <w:sz w:val="28"/>
+          <w:szCs w:val="28"/>
+        </w:rPr>
+        <w:t>or</w:t>
+      </w:r>
+      <w:r>
+        <w:rPr>
+          <w:color w:val="080808"/>
+          <w:sz w:val="28"/>
+          <w:szCs w:val="28"/>
+        </w:rPr>
+        <w:t xml:space="preserve"> has_adult </w:t>
+      </w:r>
+      <w:r>
+        <w:rPr>
+          <w:color w:val="080808"/>
+          <w:sz w:val="28"/>
+          <w:szCs w:val="28"/>
+          <w:rFonts w:ascii="Consolas" w:hAnsi="Consolas"/>
+        </w:rPr>
+        <w:t>==</w:t>
+      </w:r>
+      <w:r>
+        <w:rPr>
+          <w:color w:val="080808"/>
+          <w:sz w:val="28"/>
+          <w:szCs w:val="28"/>
+        </w:rPr>
+        <w:t xml:space="preserve"> </w:t>
+      </w:r>
+      <w:r>
+        <w:rPr>
+          <w:color w:val="067D17"/>
+          <w:sz w:val="28"/>
+          <w:szCs w:val="28"/>
+        </w:rPr>
+        <w:t>"yes"</w:t>
+      </w:r>
+      <w:r>
+        <w:rPr>
+          <w:color w:val="080808"/>
+          <w:sz w:val="28"/>
+          <w:szCs w:val="28"/>
+        </w:rPr>
+        <w:t>):</w:t>
+      </w:r>
+      <w:r>
+        <w:rPr>
+          <w:color w:val="080808"/>
+          <w:sz w:val="28"/>
+          <w:szCs w:val="28"/>
+        </w:rPr>
+        <w:br/>
+      </w:r>
+      <w:r>
+        <w:rPr>
+          <w:color w:val="080808"/>
+          <w:sz w:val="28"/>
+          <w:szCs w:val="28"/>
+        </w:rPr>
+        <w:t xml:space="preserve">    </w:t>
+      </w:r>
+      <w:r>
+        <w:rPr>
           <w:color w:val="1750EB"/>
-        </w:rPr>
-        <w:t>and</w:t>
-      </w:r>
-      <w:r>
-        <w:rPr>
-          <w:sz w:val="28"/>
-          <w:szCs w:val="28"/>
-          <w:color w:val="080808"/>
-        </w:rPr>
-        <w:t xml:space="preserve"> has_ticket </w:t>
-      </w:r>
-      <w:r>
-        <w:rPr>
-          <w:sz w:val="28"/>
-          <w:szCs w:val="28"/>
-          <w:color w:val="080808"/>
-          <w:rFonts w:ascii="Consolas" w:hAnsi="Consolas"/>
-        </w:rPr>
-        <w:t>==</w:t>
-      </w:r>
-      <w:r>
-        <w:rPr>
-          <w:sz w:val="28"/>
-          <w:szCs w:val="28"/>
-          <w:color w:val="080808"/>
-        </w:rPr>
-        <w:t xml:space="preserve"> </w:t>
-      </w:r>
-      <w:r>
-        <w:rPr>
-          <w:sz w:val="28"/>
-          <w:szCs w:val="28"/>
+          <w:sz w:val="28"/>
+          <w:szCs w:val="28"/>
+        </w:rPr>
+        <w:t>print</w:t>
+      </w:r>
+      <w:r>
+        <w:rPr>
+          <w:color w:val="080808"/>
+          <w:sz w:val="28"/>
+          <w:szCs w:val="28"/>
+        </w:rPr>
+        <w:t>(</w:t>
+      </w:r>
+      <w:r>
+        <w:rPr>
           <w:color w:val="067D17"/>
-        </w:rPr>
-        <w:t>"yes"</w:t>
-      </w:r>
-    </w:p>
-    <w:p>
-      <w:pPr>
-        <w:ind w:left="720" w:firstLine="720"/>
-        <w:rPr>
-          <w:rFonts w:ascii="JetBrains Mono" w:hAnsi="JetBrains Mono" w:cs="JetBrains Mono"/>
-          <w:sz w:val="28"/>
-          <w:szCs w:val="28"/>
-        </w:rPr>
-      </w:pPr>
-    </w:p>
-    <w:p>
-      <w:pPr>
-        <w:rPr>
-          <w:rStyle w:val="Heading2Char"/>
-        </w:rPr>
-      </w:pPr>
-      <w:r>
-        <w:rPr>
-          <w:rStyle w:val="Heading2Char"/>
-        </w:rPr>
-        <w:t>or</w:t>
-      </w:r>
-    </w:p>
-    <w:p>
-      <w:pPr>
-        <w:ind w:firstLine="720"/>
-      </w:pPr>
-      <w:r>
-        <w:t xml:space="preserve">Definition: </w:t>
-      </w:r>
-    </w:p>
-    <w:p>
-      <w:pPr>
-        <w:ind w:left="1440"/>
-      </w:pPr>
-      <w:r>
-        <w:rPr>
-          <w:color w:val="080808"/>
-        </w:rPr>
-        <w:t>or makes one rule from two conditions. The whole rule is True when at least one condition is True.</w:t>
-      </w:r>
-    </w:p>
-    <w:p>
-      <w:pPr>
-        <w:ind w:firstLine="720"/>
-      </w:pPr>
-      <w:r>
-        <w:t>Example:</w:t>
-      </w:r>
-    </w:p>
-    <w:p>
-      <w:pPr>
-        <w:ind w:left="720" w:firstLine="720"/>
-        <w:rPr>
-          <w:rFonts w:ascii="JetBrains Mono" w:hAnsi="JetBrains Mono" w:cs="JetBrains Mono"/>
-          <w:sz w:val="28"/>
-          <w:szCs w:val="28"/>
-        </w:rPr>
-      </w:pPr>
-      <w:r>
-        <w:rPr>
-          <w:sz w:val="28"/>
-          <w:szCs w:val="28"/>
-          <w:color w:val="080808"/>
-        </w:rPr>
-        <w:t xml:space="preserve">has_ticket </w:t>
-      </w:r>
-      <w:r>
-        <w:rPr>
-          <w:sz w:val="28"/>
-          <w:szCs w:val="28"/>
-          <w:color w:val="080808"/>
-          <w:rFonts w:ascii="Consolas" w:hAnsi="Consolas"/>
-        </w:rPr>
-        <w:t>==</w:t>
-      </w:r>
-      <w:r>
-        <w:rPr>
-          <w:sz w:val="28"/>
-          <w:szCs w:val="28"/>
-          <w:color w:val="080808"/>
-        </w:rPr>
-        <w:t xml:space="preserve"> </w:t>
-      </w:r>
-      <w:r>
-        <w:rPr>
-          <w:sz w:val="28"/>
-          <w:szCs w:val="28"/>
-          <w:color w:val="067D17"/>
-        </w:rPr>
-        <w:t>"yes"</w:t>
-      </w:r>
-      <w:r>
-        <w:rPr>
-          <w:sz w:val="28"/>
-          <w:szCs w:val="28"/>
-          <w:color w:val="080808"/>
-        </w:rPr>
-        <w:t xml:space="preserve"> </w:t>
-      </w:r>
-      <w:r>
-        <w:rPr>
-          <w:sz w:val="28"/>
-          <w:szCs w:val="28"/>
-          <w:color w:val="1750EB"/>
-        </w:rPr>
-        <w:t>or</w:t>
-      </w:r>
-      <w:r>
-        <w:rPr>
-          <w:sz w:val="28"/>
-          <w:szCs w:val="28"/>
-          <w:color w:val="080808"/>
-        </w:rPr>
-        <w:t xml:space="preserve"> has_adult </w:t>
-      </w:r>
-      <w:r>
-        <w:rPr>
-          <w:sz w:val="28"/>
-          <w:szCs w:val="28"/>
-          <w:color w:val="080808"/>
-          <w:rFonts w:ascii="Consolas" w:hAnsi="Consolas"/>
-        </w:rPr>
-        <w:t>==</w:t>
-      </w:r>
-      <w:r>
-        <w:rPr>
-          <w:sz w:val="28"/>
-          <w:szCs w:val="28"/>
-          <w:color w:val="080808"/>
-        </w:rPr>
-        <w:t xml:space="preserve"> </w:t>
-      </w:r>
-      <w:r>
-        <w:rPr>
-          <w:sz w:val="28"/>
-          <w:szCs w:val="28"/>
-          <w:color w:val="067D17"/>
-        </w:rPr>
-        <w:t>"yes"</w:t>
-      </w:r>
-    </w:p>
-    <w:p>
-      <w:pPr>
-        <w:rPr>
-          <w:rFonts w:ascii="JetBrains Mono" w:hAnsi="JetBrains Mono" w:cs="JetBrains Mono"/>
-          <w:sz w:val="28"/>
-          <w:szCs w:val="28"/>
-        </w:rPr>
-      </w:pPr>
-      <w:r>
-        <w:rPr>
-          <w:rFonts w:ascii="JetBrains Mono" w:hAnsi="JetBrains Mono" w:cs="JetBrains Mono"/>
-          <w:sz w:val="28"/>
-          <w:szCs w:val="28"/>
-        </w:rPr>
-        <w:br w:type="page"/>
-      </w:r>
-    </w:p>
-    <w:p>
-      <w:pPr>
-        <w:rPr>
-          <w:rStyle w:val="Heading2Char"/>
-        </w:rPr>
-      </w:pPr>
-      <w:r>
-        <w:rPr>
-          <w:rStyle w:val="Heading2Char"/>
-        </w:rPr>
-        <w:t>Complete comparisons</w:t>
-      </w:r>
-    </w:p>
-    <w:p>
-      <w:pPr>
-        <w:ind w:firstLine="720"/>
-      </w:pPr>
-      <w:r>
-        <w:t xml:space="preserve">Definition: </w:t>
-      </w:r>
-    </w:p>
-    <w:p>
-      <w:pPr>
-        <w:ind w:left="720" w:firstLine="720"/>
-      </w:pPr>
-      <w:r>
-        <w:t>Write a complete comparison on each side of and or or. Do not leave a value by itself.</w:t>
-      </w:r>
-    </w:p>
-    <w:p>
-      <w:pPr>
-        <w:ind w:firstLine="720"/>
-      </w:pPr>
-      <w:r>
-        <w:t>Example:</w:t>
-      </w:r>
-    </w:p>
-    <w:p>
-      <w:pPr>
-        <w:ind w:left="720" w:firstLine="720"/>
-      </w:pPr>
-      <w:r>
-        <w:rPr>
-          <w:color w:val="080808"/>
-          <w:sz w:val="28"/>
-          <w:szCs w:val="28"/>
-        </w:rPr>
-        <w:t xml:space="preserve">age </w:t>
-      </w:r>
-      <w:r>
-        <w:rPr>
-          <w:color w:val="080808"/>
-          <w:sz w:val="28"/>
-          <w:szCs w:val="28"/>
-          <w:rFonts w:ascii="Consolas" w:hAnsi="Consolas"/>
-        </w:rPr>
-        <w:t>&gt;=</w:t>
-      </w:r>
-      <w:r>
-        <w:rPr>
-          <w:color w:val="080808"/>
-          <w:sz w:val="28"/>
-          <w:szCs w:val="28"/>
-        </w:rPr>
-        <w:t xml:space="preserve"> 12 </w:t>
-      </w:r>
-      <w:r>
-        <w:rPr>
-          <w:color w:val="1750EB"/>
-          <w:sz w:val="28"/>
-          <w:szCs w:val="28"/>
-        </w:rPr>
-        <w:t>and</w:t>
-      </w:r>
-      <w:r>
-        <w:rPr>
-          <w:color w:val="080808"/>
-          <w:sz w:val="28"/>
-          <w:szCs w:val="28"/>
-        </w:rPr>
-        <w:t xml:space="preserve"> (has_ticket </w:t>
-      </w:r>
-      <w:r>
-        <w:rPr>
-          <w:color w:val="080808"/>
-          <w:sz w:val="28"/>
-          <w:szCs w:val="28"/>
-          <w:rFonts w:ascii="Consolas" w:hAnsi="Consolas"/>
-        </w:rPr>
-        <w:t>==</w:t>
-      </w:r>
-      <w:r>
-        <w:rPr>
-          <w:color w:val="080808"/>
-          <w:sz w:val="28"/>
-          <w:szCs w:val="28"/>
-        </w:rPr>
-        <w:t xml:space="preserve"> </w:t>
-      </w:r>
-      <w:r>
-        <w:rPr>
-          <w:color w:val="067D17"/>
-          <w:sz w:val="28"/>
-          <w:szCs w:val="28"/>
-        </w:rPr>
-        <w:t>"yes"</w:t>
-      </w:r>
-      <w:r>
-        <w:rPr>
-          <w:color w:val="080808"/>
-          <w:sz w:val="28"/>
-          <w:szCs w:val="28"/>
-        </w:rPr>
-        <w:t xml:space="preserve"> </w:t>
-      </w:r>
-      <w:r>
-        <w:rPr>
-          <w:color w:val="1750EB"/>
-          <w:sz w:val="28"/>
-          <w:szCs w:val="28"/>
-        </w:rPr>
-        <w:t>or</w:t>
-      </w:r>
-      <w:r>
-        <w:rPr>
-          <w:color w:val="080808"/>
-          <w:sz w:val="28"/>
-          <w:szCs w:val="28"/>
-        </w:rPr>
-        <w:t xml:space="preserve"> has_adult </w:t>
-      </w:r>
-      <w:r>
-        <w:rPr>
-          <w:color w:val="080808"/>
-          <w:sz w:val="28"/>
-          <w:szCs w:val="28"/>
-          <w:rFonts w:ascii="Consolas" w:hAnsi="Consolas"/>
-        </w:rPr>
-        <w:t>==</w:t>
-      </w:r>
-      <w:r>
-        <w:rPr>
-          <w:color w:val="080808"/>
-          <w:sz w:val="28"/>
-          <w:szCs w:val="28"/>
-        </w:rPr>
-        <w:t xml:space="preserve"> </w:t>
-      </w:r>
-      <w:r>
-        <w:rPr>
-          <w:color w:val="067D17"/>
-          <w:sz w:val="28"/>
-          <w:szCs w:val="28"/>
-        </w:rPr>
-        <w:t>"yes"</w:t>
+          <w:sz w:val="28"/>
+          <w:szCs w:val="28"/>
+        </w:rPr>
+        <w:t>"You may enter."</w:t>
       </w:r>
       <w:r>
         <w:rPr>
@@ -535,197 +774,6 @@
         </w:rPr>
         <w:t>)</w:t>
       </w:r>
-    </w:p>
-    <w:p>
-      <w:pPr>
-        <w:rPr>
-          <w:rFonts w:ascii="JetBrains Mono" w:hAnsi="JetBrains Mono" w:cs="JetBrains Mono"/>
-          <w:sz w:val="28"/>
-          <w:szCs w:val="28"/>
-        </w:rPr>
-      </w:pPr>
-    </w:p>
-    <w:p>
-      <w:pPr>
-        <w:rPr>
-          <w:rStyle w:val="Heading2Char"/>
-        </w:rPr>
-      </w:pPr>
-      <w:r>
-        <w:rPr>
-          <w:rStyle w:val="Heading2Char"/>
-        </w:rPr>
-        <w:t>Rule checker</w:t>
-      </w:r>
-    </w:p>
-    <w:p>
-      <w:pPr>
-        <w:ind w:firstLine="720"/>
-      </w:pPr>
-      <w:r>
-        <w:t xml:space="preserve">Definition: </w:t>
-      </w:r>
-    </w:p>
-    <w:p>
-      <w:pPr>
-        <w:ind w:left="1440"/>
-      </w:pPr>
-      <w:r>
-        <w:rPr>
-          <w:color w:val="080808"/>
-        </w:rPr>
-        <w:t>A rule checker tests requirements and displays a clear result. The program can make one decision from several facts.</w:t>
-      </w:r>
-    </w:p>
-    <w:p>
-      <w:pPr>
-        <w:ind w:firstLine="720"/>
-      </w:pPr>
-      <w:r>
-        <w:t>Example:</w:t>
-      </w:r>
-    </w:p>
-    <w:p>
-      <w:pPr>
-        <w:ind w:left="720" w:firstLine="720"/>
-        <w:rPr>
-          <w:rFonts w:ascii="JetBrains Mono" w:hAnsi="JetBrains Mono" w:cs="JetBrains Mono"/>
-          <w:color w:val="080808"/>
-          <w:sz w:val="28"/>
-          <w:szCs w:val="28"/>
-        </w:rPr>
-      </w:pPr>
-      <w:r>
-        <w:rPr>
-          <w:color w:val="1750EB"/>
-          <w:sz w:val="28"/>
-          <w:szCs w:val="28"/>
-        </w:rPr>
-        <w:t>if</w:t>
-      </w:r>
-      <w:r>
-        <w:rPr>
-          <w:color w:val="080808"/>
-          <w:sz w:val="28"/>
-          <w:szCs w:val="28"/>
-        </w:rPr>
-        <w:t xml:space="preserve"> age </w:t>
-      </w:r>
-      <w:r>
-        <w:rPr>
-          <w:color w:val="080808"/>
-          <w:sz w:val="28"/>
-          <w:szCs w:val="28"/>
-          <w:rFonts w:ascii="Consolas" w:hAnsi="Consolas"/>
-        </w:rPr>
-        <w:t>&gt;=</w:t>
-      </w:r>
-      <w:r>
-        <w:rPr>
-          <w:color w:val="080808"/>
-          <w:sz w:val="28"/>
-          <w:szCs w:val="28"/>
-        </w:rPr>
-        <w:t xml:space="preserve"> 12 </w:t>
-      </w:r>
-      <w:r>
-        <w:rPr>
-          <w:color w:val="1750EB"/>
-          <w:sz w:val="28"/>
-          <w:szCs w:val="28"/>
-        </w:rPr>
-        <w:t>and</w:t>
-      </w:r>
-      <w:r>
-        <w:rPr>
-          <w:color w:val="080808"/>
-          <w:sz w:val="28"/>
-          <w:szCs w:val="28"/>
-        </w:rPr>
-        <w:t xml:space="preserve"> (has_ticket </w:t>
-      </w:r>
-      <w:r>
-        <w:rPr>
-          <w:color w:val="080808"/>
-          <w:sz w:val="28"/>
-          <w:szCs w:val="28"/>
-          <w:rFonts w:ascii="Consolas" w:hAnsi="Consolas"/>
-        </w:rPr>
-        <w:t>==</w:t>
-      </w:r>
-      <w:r>
-        <w:rPr>
-          <w:color w:val="080808"/>
-          <w:sz w:val="28"/>
-          <w:szCs w:val="28"/>
-        </w:rPr>
-        <w:t xml:space="preserve"> </w:t>
-      </w:r>
-      <w:r>
-        <w:rPr>
-          <w:color w:val="067D17"/>
-          <w:sz w:val="28"/>
-          <w:szCs w:val="28"/>
-        </w:rPr>
-        <w:t>"yes"</w:t>
-      </w:r>
-      <w:r>
-        <w:rPr>
-          <w:color w:val="080808"/>
-          <w:sz w:val="28"/>
-          <w:szCs w:val="28"/>
-        </w:rPr>
-        <w:t xml:space="preserve"> </w:t>
-      </w:r>
-      <w:r>
-        <w:rPr>
-          <w:color w:val="1750EB"/>
-          <w:sz w:val="28"/>
-          <w:szCs w:val="28"/>
-        </w:rPr>
-        <w:t>or</w:t>
-      </w:r>
-      <w:r>
-        <w:rPr>
-          <w:color w:val="080808"/>
-          <w:sz w:val="28"/>
-          <w:szCs w:val="28"/>
-        </w:rPr>
-        <w:t xml:space="preserve"> has_adult </w:t>
-      </w:r>
-      <w:r>
-        <w:rPr>
-          <w:color w:val="080808"/>
-          <w:sz w:val="28"/>
-          <w:szCs w:val="28"/>
-          <w:rFonts w:ascii="Consolas" w:hAnsi="Consolas"/>
-        </w:rPr>
-        <w:t>==</w:t>
-      </w:r>
-      <w:r>
-        <w:rPr>
-          <w:color w:val="080808"/>
-          <w:sz w:val="28"/>
-          <w:szCs w:val="28"/>
-        </w:rPr>
-        <w:t xml:space="preserve"> </w:t>
-      </w:r>
-      <w:r>
-        <w:rPr>
-          <w:color w:val="067D17"/>
-          <w:sz w:val="28"/>
-          <w:szCs w:val="28"/>
-        </w:rPr>
-        <w:t>"yes"</w:t>
-      </w:r>
-      <w:r>
-        <w:rPr>
-          <w:color w:val="080808"/>
-          <w:sz w:val="28"/>
-          <w:szCs w:val="28"/>
-        </w:rPr>
-        <w:t>):</w:t>
-      </w:r>
       <w:r>
         <w:rPr>
           <w:color w:val="080808"/>
@@ -736,55 +784,7 @@
       </w:r>
       <w:r>
         <w:rPr>
-          <w:color w:val="080808"/>
-          <w:sz w:val="28"/>
-          <w:szCs w:val="28"/>
-        </w:rPr>
-        <w:t xml:space="preserve">    </w:t>
-      </w:r>
-      <w:r>
-        <w:rPr>
-          <w:color w:val="1750EB"/>
-          <w:sz w:val="28"/>
-          <w:szCs w:val="28"/>
-        </w:rPr>
-        <w:t>print</w:t>
-      </w:r>
-      <w:r>
-        <w:rPr>
-          <w:color w:val="080808"/>
-          <w:sz w:val="28"/>
-          <w:szCs w:val="28"/>
-        </w:rPr>
-        <w:t>(</w:t>
-      </w:r>
-      <w:r>
-        <w:rPr>
-          <w:color w:val="067D17"/>
-          <w:sz w:val="28"/>
-          <w:szCs w:val="28"/>
-        </w:rPr>
-        <w:t>"You may enter."</w:t>
-      </w:r>
-      <w:r>
-        <w:rPr>
-          <w:color w:val="080808"/>
-          <w:sz w:val="28"/>
-          <w:szCs w:val="28"/>
-        </w:rPr>
-        <w:t>)</w:t>
-      </w:r>
-      <w:r>
-        <w:rPr>
-          <w:color w:val="080808"/>
-          <w:sz w:val="28"/>
-          <w:szCs w:val="28"/>
-        </w:rPr>
-        <w:br/>
-      </w:r>
-      <w:r>
-        <w:rPr>
-          <w:color w:val="1750EB"/>
+          <w:color w:val="C45E00"/>
           <w:sz w:val="28"/>
           <w:szCs w:val="28"/>
         </w:rPr>
